--- a/docs/자연돌봄공동체_연천군제안서.docx
+++ b/docs/자연돌봄공동체_연천군제안서.docx
@@ -4,7 +4,7 @@
   <w:body>
     <w:p>
       <w:pPr>
-        <w:spacing w:after="60" w:before="1100"/>
+        <w:spacing w:after="160" w:before="1100" w:line="312" w:lineRule="auto"/>
         <w:jc w:val="center"/>
       </w:pPr>
       <w:r>
@@ -28,7 +28,7 @@
     </w:p>
     <w:p>
       <w:pPr>
-        <w:spacing w:after="160"/>
+        <w:spacing w:after="160" w:line="312" w:lineRule="auto"/>
         <w:jc w:val="center"/>
       </w:pPr>
       <w:r>
@@ -74,6 +74,9 @@
             </w:tcMar>
           </w:tcPr>
           <w:p>
+            <w:pPr>
+              <w:spacing w:line="288" w:lineRule="auto"/>
+            </w:pPr>
             <w:r>
               <w:t xml:space="preserve">은퇴를 앞둔 50~60대가 중심이 되어, 학생이 줄어 비게 된 폐교와 한탄강 권역의 국유림·유휴지를 빌려 노인과 아이, 청년과 자연이 한데 어울려 사는 마을을 연천에 만들려 합니다. 흔한 시혜성 복지나 귀농 지원과 달리, 장년 세대가 운영을 직접 맡아, 청년의 창업을 돕고, 어르신을 모시고, 아이들을 보살피며, 반려견과 자연을 돌보는, 세대와 자연이 이어 도는 돌봄 마을입니다.</w:t>
             </w:r>
@@ -126,7 +129,7 @@
           </w:tcPr>
           <w:p>
             <w:pPr>
-              <w:spacing w:after="20" w:line="252"/>
+              <w:spacing w:after="20" w:line="288" w:lineRule="auto"/>
               <w:jc w:val="center"/>
             </w:pPr>
             <w:r>
@@ -159,7 +162,7 @@
           </w:tcPr>
           <w:p>
             <w:pPr>
-              <w:spacing w:after="20" w:line="252"/>
+              <w:spacing w:after="20" w:line="288" w:lineRule="auto"/>
               <w:jc w:val="center"/>
             </w:pPr>
             <w:r>
@@ -193,7 +196,7 @@
           </w:tcPr>
           <w:p>
             <w:pPr>
-              <w:spacing w:after="20" w:line="252"/>
+              <w:spacing w:after="20" w:line="288" w:lineRule="auto"/>
             </w:pPr>
             <w:r>
               <w:t xml:space="preserve">거점 — 고문분교장</w:t>
@@ -219,7 +222,7 @@
           </w:tcPr>
           <w:p>
             <w:pPr>
-              <w:spacing w:after="20" w:line="252"/>
+              <w:spacing w:after="20" w:line="288" w:lineRule="auto"/>
             </w:pPr>
             <w:r>
               <w:t xml:space="preserve">연천군 연천읍 고문리 259-1 — 연천초 고문분교장, 2017.3 폐교, 부지 8,937㎡·건물 807㎡. 연천읍(군청·연천군보건의료원·초·중·고) 생활권이면서 한탄강·고대산 산림에 접함 (대안: 전곡초 적동분교장 8,869㎡·전곡읍 / 백학초 고랑포분교장 12,979㎡·장남면)</w:t>
@@ -248,7 +251,7 @@
           </w:tcPr>
           <w:p>
             <w:pPr>
-              <w:spacing w:after="20" w:line="252"/>
+              <w:spacing w:after="20" w:line="288" w:lineRule="auto"/>
             </w:pPr>
             <w:r>
               <w:t xml:space="preserve">배후 — 한탄강 권역 국유림·유휴지</w:t>
@@ -275,7 +278,7 @@
           </w:tcPr>
           <w:p>
             <w:pPr>
-              <w:spacing w:after="20" w:line="252"/>
+              <w:spacing w:after="20" w:line="288" w:lineRule="auto"/>
             </w:pPr>
             <w:r>
               <w:t xml:space="preserve">한탄강 유네스코 세계지질공원·고대산 권역 국·공유림·유휴농지 — 산림치유·임산물·스마트팜·신재생에너지 기지</w:t>
@@ -291,7 +294,7 @@
     </w:p>
     <w:p>
       <w:pPr>
-        <w:spacing w:after="30" w:before="0" w:line="276"/>
+        <w:spacing w:after="160" w:before="0" w:line="312" w:lineRule="auto"/>
         <w:jc w:val="center"/>
       </w:pPr>
       <w:r>
@@ -306,7 +309,7 @@
     </w:p>
     <w:p>
       <w:pPr>
-        <w:spacing w:after="120" w:before="0" w:line="276"/>
+        <w:spacing w:after="160" w:before="0" w:line="312" w:lineRule="auto"/>
         <w:jc w:val="center"/>
       </w:pPr>
       <w:r>
@@ -324,6 +327,26 @@
       <w:pPr>
         <w:spacing w:after="120"/>
       </w:pPr>
+    </w:p>
+    <w:p>
+      <w:pPr>
+        <w:spacing w:before="120" w:after="280" w:line="312" w:lineRule="auto"/>
+      </w:pPr>
+      <w:r>
+        <w:rPr>
+          <w:b/>
+          <w:color w:val="1E5A3D"/>
+          <w:sz w:val="23"/>
+        </w:rPr>
+        <w:t xml:space="preserve">왜 연천인가 — </w:t>
+      </w:r>
+      <w:r>
+        <w:rPr>
+          <w:i/>
+          <w:sz w:val="23"/>
+        </w:rPr>
+        <w:t>연천은 수도권 접근성(친지·관계인구 방문 용이), 풍부한 산림(한탄강 유네스코 세계지질공원·고대산 국유림), 폐교 활용 가능성(고문분교장), 지방소멸 대응이라는 네 가지 조건을 동시에 갖춘 전국에서도 드문 지역입니다. 저희가 첫 거점으로 연천을 선택한 이유입니다.</w:t>
+      </w:r>
     </w:p>
     <w:p>
       <w:pPr>
@@ -374,7 +397,7 @@
           </w:tcPr>
           <w:p>
             <w:pPr>
-              <w:spacing w:after="20" w:line="252"/>
+              <w:spacing w:after="20" w:line="288" w:lineRule="auto"/>
               <w:jc w:val="center"/>
             </w:pPr>
             <w:r>
@@ -407,7 +430,7 @@
           </w:tcPr>
           <w:p>
             <w:pPr>
-              <w:spacing w:after="20" w:line="252"/>
+              <w:spacing w:after="20" w:line="288" w:lineRule="auto"/>
               <w:jc w:val="center"/>
             </w:pPr>
             <w:r>
@@ -440,7 +463,7 @@
           </w:tcPr>
           <w:p>
             <w:pPr>
-              <w:spacing w:after="20" w:line="252"/>
+              <w:spacing w:after="20" w:line="288" w:lineRule="auto"/>
               <w:jc w:val="center"/>
             </w:pPr>
             <w:r>
@@ -474,7 +497,7 @@
           </w:tcPr>
           <w:p>
             <w:pPr>
-              <w:spacing w:after="20" w:line="252"/>
+              <w:spacing w:after="20" w:line="288" w:lineRule="auto"/>
             </w:pPr>
             <w:r>
               <w:t xml:space="preserve">교육청</w:t>
@@ -500,7 +523,7 @@
           </w:tcPr>
           <w:p>
             <w:pPr>
-              <w:spacing w:after="20" w:line="252"/>
+              <w:spacing w:after="20" w:line="288" w:lineRule="auto"/>
             </w:pPr>
             <w:r>
               <w:t xml:space="preserve">연천교육지원청 행정(재무) 부서</w:t>
@@ -526,7 +549,7 @@
           </w:tcPr>
           <w:p>
             <w:pPr>
-              <w:spacing w:after="20" w:line="252"/>
+              <w:spacing w:after="20" w:line="288" w:lineRule="auto"/>
             </w:pPr>
             <w:r>
               <w:t xml:space="preserve">고문분교장 등 폐교 자산 대부 협의</w:t>
@@ -555,7 +578,7 @@
           </w:tcPr>
           <w:p>
             <w:pPr>
-              <w:spacing w:after="20" w:line="252"/>
+              <w:spacing w:after="20" w:line="288" w:lineRule="auto"/>
             </w:pPr>
             <w:r>
               <w:t xml:space="preserve">지자체</w:t>
@@ -582,7 +605,7 @@
           </w:tcPr>
           <w:p>
             <w:pPr>
-              <w:spacing w:after="20" w:line="252"/>
+              <w:spacing w:after="20" w:line="288" w:lineRule="auto"/>
             </w:pPr>
             <w:r>
               <w:t xml:space="preserve">연천군청 인구정책(인구감소대응) 부서 / 지역개발 부서 / 복지 부서 / 귀농귀촌 부서</w:t>
@@ -609,7 +632,7 @@
           </w:tcPr>
           <w:p>
             <w:pPr>
-              <w:spacing w:after="20" w:line="252"/>
+              <w:spacing w:after="20" w:line="288" w:lineRule="auto"/>
             </w:pPr>
             <w:r>
               <w:t xml:space="preserve">지방소멸대응기금 연계 및 인허가 총괄</w:t>
@@ -637,7 +660,7 @@
           </w:tcPr>
           <w:p>
             <w:pPr>
-              <w:spacing w:after="20" w:line="252"/>
+              <w:spacing w:after="20" w:line="288" w:lineRule="auto"/>
             </w:pPr>
             <w:r>
               <w:t xml:space="preserve">관계부처</w:t>
@@ -663,7 +686,7 @@
           </w:tcPr>
           <w:p>
             <w:pPr>
-              <w:spacing w:after="20" w:line="252"/>
+              <w:spacing w:after="20" w:line="288" w:lineRule="auto"/>
             </w:pPr>
             <w:r>
               <w:t xml:space="preserve">산림청(북부지방산림청) / 한탄강 지질공원·접경지역 관리</w:t>
@@ -689,7 +712,7 @@
           </w:tcPr>
           <w:p>
             <w:pPr>
-              <w:spacing w:after="20" w:line="252"/>
+              <w:spacing w:after="20" w:line="288" w:lineRule="auto"/>
             </w:pPr>
             <w:r>
               <w:t xml:space="preserve">국·공유림·생태권역 활용 협의</w:t>
@@ -713,7 +736,7 @@
     </w:p>
     <w:p>
       <w:pPr>
-        <w:spacing w:after="120" w:before="0" w:line="276"/>
+        <w:spacing w:after="160" w:before="0" w:line="312" w:lineRule="auto"/>
       </w:pPr>
       <w:r>
         <w:rPr>
@@ -727,7 +750,7 @@
     </w:p>
     <w:p>
       <w:pPr>
-        <w:spacing w:after="120" w:before="0" w:line="276"/>
+        <w:spacing w:after="160" w:before="0" w:line="312" w:lineRule="auto"/>
       </w:pPr>
       <w:r>
         <w:rPr>
@@ -773,6 +796,9 @@
             </w:tcMar>
           </w:tcPr>
           <w:p>
+            <w:pPr>
+              <w:spacing w:line="288" w:lineRule="auto"/>
+            </w:pPr>
             <w:r>
               <w:t xml:space="preserve">장년 세대는 돌봄을 받는 대상이 아니라, 이 마을을 직접 설계하고 운영하는 사람들입니다.</w:t>
             </w:r>
@@ -790,7 +816,7 @@
     </w:p>
     <w:p>
       <w:pPr>
-        <w:spacing w:after="120" w:before="0" w:line="276"/>
+        <w:spacing w:after="160" w:before="0" w:line="312" w:lineRule="auto"/>
       </w:pPr>
       <w:r>
         <w:rPr>
@@ -843,7 +869,7 @@
           </w:tcPr>
           <w:p>
             <w:pPr>
-              <w:spacing w:after="20" w:line="252"/>
+              <w:spacing w:after="20" w:line="288" w:lineRule="auto"/>
               <w:jc w:val="center"/>
             </w:pPr>
             <w:r>
@@ -876,7 +902,7 @@
           </w:tcPr>
           <w:p>
             <w:pPr>
-              <w:spacing w:after="20" w:line="252"/>
+              <w:spacing w:after="20" w:line="288" w:lineRule="auto"/>
               <w:jc w:val="center"/>
             </w:pPr>
             <w:r>
@@ -909,7 +935,7 @@
           </w:tcPr>
           <w:p>
             <w:pPr>
-              <w:spacing w:after="20" w:line="252"/>
+              <w:spacing w:after="20" w:line="288" w:lineRule="auto"/>
               <w:jc w:val="center"/>
             </w:pPr>
             <w:r>
@@ -943,7 +969,7 @@
           </w:tcPr>
           <w:p>
             <w:pPr>
-              <w:spacing w:after="20" w:line="252"/>
+              <w:spacing w:after="20" w:line="288" w:lineRule="auto"/>
             </w:pPr>
             <w:r>
               <w:t xml:space="preserve">1축</w:t>
@@ -969,7 +995,7 @@
           </w:tcPr>
           <w:p>
             <w:pPr>
-              <w:spacing w:after="20" w:line="252"/>
+              <w:spacing w:after="20" w:line="288" w:lineRule="auto"/>
             </w:pPr>
             <w:r>
               <w:t xml:space="preserve">고문분교장 (돌봄·문화 거점)</w:t>
@@ -995,7 +1021,7 @@
           </w:tcPr>
           <w:p>
             <w:pPr>
-              <w:spacing w:after="20" w:line="252"/>
+              <w:spacing w:after="20" w:line="288" w:lineRule="auto"/>
             </w:pPr>
             <w:r>
               <w:t xml:space="preserve">교사·관사를 무장애로 리모델링 → 공동식당·다목적 라운지·의무실·아동 그룹홈 배치</w:t>
@@ -1024,7 +1050,7 @@
           </w:tcPr>
           <w:p>
             <w:pPr>
-              <w:spacing w:after="20" w:line="252"/>
+              <w:spacing w:after="20" w:line="288" w:lineRule="auto"/>
             </w:pPr>
             <w:r>
               <w:t xml:space="preserve">2축</w:t>
@@ -1051,7 +1077,7 @@
           </w:tcPr>
           <w:p>
             <w:pPr>
-              <w:spacing w:after="20" w:line="252"/>
+              <w:spacing w:after="20" w:line="288" w:lineRule="auto"/>
             </w:pPr>
             <w:r>
               <w:t xml:space="preserve">인근 유휴지·농지 (생산·창업 거점)</w:t>
@@ -1078,7 +1104,7 @@
           </w:tcPr>
           <w:p>
             <w:pPr>
-              <w:spacing w:after="20" w:line="252"/>
+              <w:spacing w:after="20" w:line="288" w:lineRule="auto"/>
             </w:pPr>
             <w:r>
               <w:t xml:space="preserve">ICT 스마트팜·가구공방 → 핵심세대의 자금·기술 + 청년 노동력 결합한 청년 사회적기업 창업 지원 거점</w:t>
@@ -1106,7 +1132,7 @@
           </w:tcPr>
           <w:p>
             <w:pPr>
-              <w:spacing w:after="20" w:line="252"/>
+              <w:spacing w:after="20" w:line="288" w:lineRule="auto"/>
             </w:pPr>
             <w:r>
               <w:t xml:space="preserve">3축</w:t>
@@ -1132,7 +1158,7 @@
           </w:tcPr>
           <w:p>
             <w:pPr>
-              <w:spacing w:after="20" w:line="252"/>
+              <w:spacing w:after="20" w:line="288" w:lineRule="auto"/>
             </w:pPr>
             <w:r>
               <w:t xml:space="preserve">한탄강·고대산 국유림 (치유·생태 거점)</w:t>
@@ -1158,7 +1184,7 @@
           </w:tcPr>
           <w:p>
             <w:pPr>
-              <w:spacing w:after="20" w:line="252"/>
+              <w:spacing w:after="20" w:line="288" w:lineRule="auto"/>
             </w:pPr>
             <w:r>
               <w:t xml:space="preserve">세계지질공원·고대산 연계 무장애 산림치유 숲길·유기견 매개 치유 공간·도시민 유치 차박 캠핑장 → 연천 생태관광과 결합한 치유의 공간</w:t>
@@ -1201,6 +1227,9 @@
             </w:tcMar>
           </w:tcPr>
           <w:p>
+            <w:pPr>
+              <w:spacing w:line="288" w:lineRule="auto"/>
+            </w:pPr>
             <w:r>
               <w:rPr>
                 <w:b/>
@@ -1210,7 +1239,7 @@
               <w:t xml:space="preserve">연천 적합성 — </w:t>
             </w:r>
             <w:r>
-              <w:t xml:space="preserve">고문분교장은 연천읍 생활권(군청·연천군보건의료원·읍내 초·중·고)에 있으면서도 한탄강·고대산 산림에 접해, 돌봄 접근성과 산림치유·임업 기반을 동시에 갖춘 드문 입지입니다. 인근 국·공유림·유휴농지를 결합해 규모를 확보하며, 연천은 한탄강 유네스코 세계지질공원 등 자연 자원이 풍부하고, 군의 역점사업(생활인구 1000만·임진강 반려동물 테마파크·농어촌 기본소득·농촌 고령화 해결)과 본 모델이 정면으로 맞물립니다.</w:t>
+              <w:t>고문분교장은 연천읍 생활권(군청·연천군보건의료원·읍내 초·중·고)에 있으면서도 한탄강·고대산 산림에 접해, 돌봄 접근성과 산림치유·임업 기반을 동시에 갖춘 드문 입지입니다. 인근 국·공유림·유휴농지를 결합해 규모를 확보하며, 연천은 한탄강 유네스코 세계지질공원 등 자연 자원이 풍부하고, 군의 역점사업(생활인구(체류인구) 1000만(2030 목표)·임진강 반려동물 테마파크·농어촌 기본소득·농촌 고령화 해결)과 본 모델이 정면으로 맞물립니다.</w:t>
             </w:r>
           </w:p>
         </w:tc>
@@ -1218,7 +1247,7 @@
     </w:tbl>
     <w:p>
       <w:pPr>
-        <w:spacing w:after="120" w:before="0" w:line="276"/>
+        <w:spacing w:after="160" w:before="0" w:line="312" w:lineRule="auto"/>
       </w:pPr>
       <w:r>
         <w:rPr>
@@ -1250,7 +1279,7 @@
     </w:p>
     <w:p>
       <w:pPr>
-        <w:spacing w:after="120" w:before="0" w:line="276"/>
+        <w:spacing w:after="160" w:before="0" w:line="312" w:lineRule="auto"/>
       </w:pPr>
       <w:r>
         <w:rPr>
@@ -1310,7 +1339,7 @@
           </w:tcPr>
           <w:p>
             <w:pPr>
-              <w:spacing w:after="20" w:line="252"/>
+              <w:spacing w:after="20" w:line="288" w:lineRule="auto"/>
               <w:jc w:val="center"/>
             </w:pPr>
             <w:r>
@@ -1343,7 +1372,7 @@
           </w:tcPr>
           <w:p>
             <w:pPr>
-              <w:spacing w:after="20" w:line="252"/>
+              <w:spacing w:after="20" w:line="288" w:lineRule="auto"/>
               <w:jc w:val="center"/>
             </w:pPr>
             <w:r>
@@ -1377,7 +1406,7 @@
           </w:tcPr>
           <w:p>
             <w:pPr>
-              <w:spacing w:after="20" w:line="252"/>
+              <w:spacing w:after="20" w:line="288" w:lineRule="auto"/>
             </w:pPr>
             <w:r>
               <w:t xml:space="preserve">인허가 확정 즉시</w:t>
@@ -1403,7 +1432,7 @@
           </w:tcPr>
           <w:p>
             <w:pPr>
-              <w:spacing w:after="20" w:line="252"/>
+              <w:spacing w:after="20" w:line="288" w:lineRule="auto"/>
             </w:pPr>
             <w:r>
               <w:t xml:space="preserve">초기 정착자용 친환경 조립주택 즉각 건축 / 핵심 인력 2~5명 현장 상주, 현장 지휘·주민 소통 개시</w:t>
@@ -1432,7 +1461,7 @@
           </w:tcPr>
           <w:p>
             <w:pPr>
-              <w:spacing w:after="20" w:line="252"/>
+              <w:spacing w:after="20" w:line="288" w:lineRule="auto"/>
             </w:pPr>
             <w:r>
               <w:t xml:space="preserve">착공 후 6개월 내</w:t>
@@ -1459,7 +1488,7 @@
           </w:tcPr>
           <w:p>
             <w:pPr>
-              <w:spacing w:after="20" w:line="252"/>
+              <w:spacing w:after="20" w:line="288" w:lineRule="auto"/>
             </w:pPr>
             <w:r>
               <w:t xml:space="preserve">전체 계획 수립 및 고문분교장 본동 리모델링 최종 설계 완료</w:t>
@@ -1487,7 +1516,7 @@
           </w:tcPr>
           <w:p>
             <w:pPr>
-              <w:spacing w:after="20" w:line="252"/>
+              <w:spacing w:after="20" w:line="288" w:lineRule="auto"/>
             </w:pPr>
             <w:r>
               <w:t xml:space="preserve">착공 후 1년 내</w:t>
@@ -1513,7 +1542,7 @@
           </w:tcPr>
           <w:p>
             <w:pPr>
-              <w:spacing w:after="20" w:line="252"/>
+              <w:spacing w:after="20" w:line="288" w:lineRule="auto"/>
             </w:pPr>
             <w:r>
               <w:t xml:space="preserve">전체 리모델링 및 생산 단지 공사 완료, 본진 공식 입주 및 가동</w:t>
@@ -1537,7 +1566,7 @@
           <w:ilvl w:val="0"/>
           <w:numId w:val="2"/>
         </w:numPr>
-        <w:spacing w:after="60" w:line="270"/>
+        <w:spacing w:after="160" w:line="312" w:lineRule="auto"/>
       </w:pPr>
       <w:r>
         <w:rPr>
@@ -1554,7 +1583,7 @@
           <w:ilvl w:val="0"/>
           <w:numId w:val="2"/>
         </w:numPr>
-        <w:spacing w:after="60" w:line="270"/>
+        <w:spacing w:after="160" w:line="312" w:lineRule="auto"/>
       </w:pPr>
       <w:r>
         <w:rPr>
@@ -1571,7 +1600,7 @@
           <w:ilvl w:val="0"/>
           <w:numId w:val="2"/>
         </w:numPr>
-        <w:spacing w:after="60" w:line="270"/>
+        <w:spacing w:after="160" w:line="312" w:lineRule="auto"/>
       </w:pPr>
       <w:r>
         <w:rPr>
@@ -1602,7 +1631,7 @@
     </w:p>
     <w:p>
       <w:pPr>
-        <w:spacing w:after="120" w:before="0" w:line="276"/>
+        <w:spacing w:after="160" w:before="0" w:line="312" w:lineRule="auto"/>
       </w:pPr>
       <w:r>
         <w:rPr>
@@ -1662,7 +1691,7 @@
           </w:tcPr>
           <w:p>
             <w:pPr>
-              <w:spacing w:after="20" w:line="252"/>
+              <w:spacing w:after="20" w:line="288" w:lineRule="auto"/>
               <w:jc w:val="center"/>
             </w:pPr>
             <w:r>
@@ -1695,7 +1724,7 @@
           </w:tcPr>
           <w:p>
             <w:pPr>
-              <w:spacing w:after="20" w:line="252"/>
+              <w:spacing w:after="20" w:line="288" w:lineRule="auto"/>
               <w:jc w:val="center"/>
             </w:pPr>
             <w:r>
@@ -1729,7 +1758,7 @@
           </w:tcPr>
           <w:p>
             <w:pPr>
-              <w:spacing w:after="20" w:line="252"/>
+              <w:spacing w:after="20" w:line="288" w:lineRule="auto"/>
             </w:pPr>
             <w:r>
               <w:t xml:space="preserve">농업</w:t>
@@ -1755,7 +1784,7 @@
           </w:tcPr>
           <w:p>
             <w:pPr>
-              <w:spacing w:after="20" w:line="252"/>
+              <w:spacing w:after="20" w:line="288" w:lineRule="auto"/>
             </w:pPr>
             <w:r>
               <w:t xml:space="preserve">유휴지 기반 ICT 스마트팜·치유농업(6차산업)·친환경 식자재 생산·유통</w:t>
@@ -1784,7 +1813,7 @@
           </w:tcPr>
           <w:p>
             <w:pPr>
-              <w:spacing w:after="20" w:line="252"/>
+              <w:spacing w:after="20" w:line="288" w:lineRule="auto"/>
             </w:pPr>
             <w:r>
               <w:t xml:space="preserve">임업</w:t>
@@ -1811,7 +1840,7 @@
           </w:tcPr>
           <w:p>
             <w:pPr>
-              <w:spacing w:after="20" w:line="252"/>
+              <w:spacing w:after="20" w:line="288" w:lineRule="auto"/>
             </w:pPr>
             <w:r>
               <w:t xml:space="preserve">숲치유(산림복지서비스)·임산물 채취·가공·숲가꾸기</w:t>
@@ -1839,7 +1868,7 @@
           </w:tcPr>
           <w:p>
             <w:pPr>
-              <w:spacing w:after="20" w:line="252"/>
+              <w:spacing w:after="20" w:line="288" w:lineRule="auto"/>
             </w:pPr>
             <w:r>
               <w:t xml:space="preserve">반려동물센터</w:t>
@@ -1865,7 +1894,7 @@
           </w:tcPr>
           <w:p>
             <w:pPr>
-              <w:spacing w:after="20" w:line="252"/>
+              <w:spacing w:after="20" w:line="288" w:lineRule="auto"/>
             </w:pPr>
             <w:r>
               <w:t xml:space="preserve">유기견 구조·사회화 전문 훈련 및 산림 연계 치유 프로그램 — 군 ‘임진강 반려동물 테마파크’ 정책과 연계</w:t>
@@ -1894,7 +1923,7 @@
           </w:tcPr>
           <w:p>
             <w:pPr>
-              <w:spacing w:after="20" w:line="252"/>
+              <w:spacing w:after="20" w:line="288" w:lineRule="auto"/>
             </w:pPr>
             <w:r>
               <w:t xml:space="preserve">가구공방·친환경건축</w:t>
@@ -1921,7 +1950,7 @@
           </w:tcPr>
           <w:p>
             <w:pPr>
-              <w:spacing w:after="20" w:line="252"/>
+              <w:spacing w:after="20" w:line="288" w:lineRule="auto"/>
             </w:pPr>
             <w:r>
               <w:t xml:space="preserve">목수 조합원 연계, 발달장애 청년 직업훈련, 가구 제작 및 친환경 조립주택 직접 시공</w:t>
@@ -1949,7 +1978,7 @@
           </w:tcPr>
           <w:p>
             <w:pPr>
-              <w:spacing w:after="20" w:line="252"/>
+              <w:spacing w:after="20" w:line="288" w:lineRule="auto"/>
             </w:pPr>
             <w:r>
               <w:t xml:space="preserve">신재생에너지</w:t>
@@ -1975,7 +2004,7 @@
           </w:tcPr>
           <w:p>
             <w:pPr>
-              <w:spacing w:after="20" w:line="252"/>
+              <w:spacing w:after="20" w:line="288" w:lineRule="auto"/>
             </w:pPr>
             <w:r>
               <w:t xml:space="preserve">주민참여형 태양광 발전, 탄소중립 공동체 관리, 조립주택 유지보수</w:t>
@@ -1994,7 +2023,7 @@
     </w:p>
     <w:p>
       <w:pPr>
-        <w:spacing w:after="120" w:before="0" w:line="276"/>
+        <w:spacing w:after="160" w:before="0" w:line="312" w:lineRule="auto"/>
       </w:pPr>
       <w:r>
         <w:rPr>
@@ -2016,7 +2045,7 @@
     </w:p>
     <w:p>
       <w:pPr>
-        <w:spacing w:after="120" w:before="0" w:line="276"/>
+        <w:spacing w:after="160" w:before="0" w:line="312" w:lineRule="auto"/>
       </w:pPr>
       <w:r>
         <w:rPr>
@@ -2038,7 +2067,7 @@
     </w:p>
     <w:p>
       <w:pPr>
-        <w:spacing w:after="120" w:before="0" w:line="276"/>
+        <w:spacing w:after="160" w:before="0" w:line="312" w:lineRule="auto"/>
       </w:pPr>
       <w:r>
         <w:rPr>
@@ -2090,7 +2119,7 @@
           </w:tcPr>
           <w:p>
             <w:pPr>
-              <w:spacing w:after="20" w:line="252"/>
+              <w:spacing w:after="20" w:line="288" w:lineRule="auto"/>
               <w:jc w:val="center"/>
             </w:pPr>
             <w:r>
@@ -2123,7 +2152,7 @@
           </w:tcPr>
           <w:p>
             <w:pPr>
-              <w:spacing w:after="20" w:line="252"/>
+              <w:spacing w:after="20" w:line="288" w:lineRule="auto"/>
               <w:jc w:val="center"/>
             </w:pPr>
             <w:r>
@@ -2157,7 +2186,7 @@
           </w:tcPr>
           <w:p>
             <w:pPr>
-              <w:spacing w:after="20" w:line="252"/>
+              <w:spacing w:after="20" w:line="288" w:lineRule="auto"/>
             </w:pPr>
             <w:r>
               <w:t xml:space="preserve">① 노인 존엄 돌봄</w:t>
@@ -2183,7 +2212,7 @@
           </w:tcPr>
           <w:p>
             <w:pPr>
-              <w:spacing w:after="20" w:line="252"/>
+              <w:spacing w:after="20" w:line="288" w:lineRule="auto"/>
             </w:pPr>
             <w:r>
               <w:t xml:space="preserve">전원 1인 1실(유니트케어) 노인요양공동생활가정 — 정착 80대 시니어 선행 돌봄으로 실증 후 연천 관내 독거노인 수용 → 요양원 없는 생애 말기 존엄 케어</w:t>
@@ -2212,7 +2241,7 @@
           </w:tcPr>
           <w:p>
             <w:pPr>
-              <w:spacing w:after="20" w:line="252"/>
+              <w:spacing w:after="20" w:line="288" w:lineRule="auto"/>
             </w:pPr>
             <w:r>
               <w:t xml:space="preserve">② 아동 성장 돌봄</w:t>
@@ -2239,7 +2268,7 @@
           </w:tcPr>
           <w:p>
             <w:pPr>
-              <w:spacing w:after="20" w:line="252"/>
+              <w:spacing w:after="20" w:line="288" w:lineRule="auto"/>
             </w:pPr>
             <w:r>
               <w:t xml:space="preserve">고문분교장 내 아동 공동생활가정 설치, ‘성인 3명당 아동 1명(1/3 원칙)’ 밀착 양육 → 연천의 미래 인재 육성</w:t>
@@ -2267,7 +2296,7 @@
           </w:tcPr>
           <w:p>
             <w:pPr>
-              <w:spacing w:after="20" w:line="252"/>
+              <w:spacing w:after="20" w:line="288" w:lineRule="auto"/>
             </w:pPr>
             <w:r>
               <w:t xml:space="preserve">③ 반려견 생명 돌봄</w:t>
@@ -2293,7 +2322,7 @@
           </w:tcPr>
           <w:p>
             <w:pPr>
-              <w:spacing w:after="20" w:line="252"/>
+              <w:spacing w:after="20" w:line="288" w:lineRule="auto"/>
             </w:pPr>
             <w:r>
               <w:t xml:space="preserve">관내 유기견 구조·전문 훈련 → 치유견 전환, 노인·아동의 정서적 유대 고리 — ‘임진강 반려동물 테마파크’와 결합 가능</w:t>
@@ -2322,7 +2351,7 @@
           </w:tcPr>
           <w:p>
             <w:pPr>
-              <w:spacing w:after="20" w:line="252"/>
+              <w:spacing w:after="20" w:line="288" w:lineRule="auto"/>
             </w:pPr>
             <w:r>
               <w:t xml:space="preserve">④ 자연 산림 치유</w:t>
@@ -2349,7 +2378,7 @@
           </w:tcPr>
           <w:p>
             <w:pPr>
-              <w:spacing w:after="20" w:line="252"/>
+              <w:spacing w:after="20" w:line="288" w:lineRule="auto"/>
             </w:pPr>
             <w:r>
               <w:t xml:space="preserve">한탄강 지질공원·고대산 국유림 연계 무장애 숲길 + 친환경 유기농 임산물 채취·가공 → 고부가가치 창출</w:t>
@@ -2377,7 +2406,7 @@
           </w:tcPr>
           <w:p>
             <w:pPr>
-              <w:spacing w:after="20" w:line="252"/>
+              <w:spacing w:after="20" w:line="288" w:lineRule="auto"/>
             </w:pPr>
             <w:r>
               <w:t xml:space="preserve">⑤ 청년·장애인 자립 돌봄</w:t>
@@ -2403,7 +2432,7 @@
           </w:tcPr>
           <w:p>
             <w:pPr>
-              <w:spacing w:after="20" w:line="252"/>
+              <w:spacing w:after="20" w:line="288" w:lineRule="auto"/>
             </w:pPr>
             <w:r>
               <w:t xml:space="preserve">청년 창업·멘토링 + 발달장애 자립(직업훈련·지원고용)·평생 돌봄 — 가구공방·스마트팜 연계 보호고용으로 존엄한 일자리</w:t>
@@ -2446,6 +2475,9 @@
             </w:tcMar>
           </w:tcPr>
           <w:p>
+            <w:pPr>
+              <w:spacing w:line="288" w:lineRule="auto"/>
+            </w:pPr>
             <w:r>
               <w:rPr>
                 <w:b/>
@@ -2455,7 +2487,7 @@
               <w:t xml:space="preserve">연천 정책과의 시너지 — </w:t>
             </w:r>
             <w:r>
-              <w:t xml:space="preserve">연천군의 ‘생활인구 1000만(2030)’·농어촌 기본소득 시범·귀농귀촌 인프라와, 본 공동체의 핵심세대 정착·체험·세대순환 돌봄이 결합되어 정주·관계인구 성과를 현장에서 증명합니다.</w:t>
+              <w:t>연천군의 ‘생활인구(체류인구) 1000만(2030 목표)’·농어촌 기본소득 시범·귀농귀촌 인프라와, 본 공동체의 핵심세대 정착·체험·세대순환 돌봄이 결합되어 정주·관계인구 성과를 현장에서 증명합니다.</w:t>
             </w:r>
           </w:p>
         </w:tc>
@@ -2471,7 +2503,7 @@
     </w:p>
     <w:p>
       <w:pPr>
-        <w:spacing w:after="120" w:before="0" w:line="276"/>
+        <w:spacing w:after="160" w:before="0" w:line="312" w:lineRule="auto"/>
       </w:pPr>
       <w:r>
         <w:rPr>
@@ -2532,7 +2564,7 @@
           </w:tcPr>
           <w:p>
             <w:pPr>
-              <w:spacing w:after="20" w:line="252"/>
+              <w:spacing w:after="20" w:line="288" w:lineRule="auto"/>
               <w:jc w:val="center"/>
             </w:pPr>
             <w:r>
@@ -2565,7 +2597,7 @@
           </w:tcPr>
           <w:p>
             <w:pPr>
-              <w:spacing w:after="20" w:line="252"/>
+              <w:spacing w:after="20" w:line="288" w:lineRule="auto"/>
               <w:jc w:val="center"/>
             </w:pPr>
             <w:r>
@@ -2598,7 +2630,7 @@
           </w:tcPr>
           <w:p>
             <w:pPr>
-              <w:spacing w:after="20" w:line="252"/>
+              <w:spacing w:after="20" w:line="288" w:lineRule="auto"/>
               <w:jc w:val="center"/>
             </w:pPr>
             <w:r>
@@ -2632,7 +2664,7 @@
           </w:tcPr>
           <w:p>
             <w:pPr>
-              <w:spacing w:after="20" w:line="252"/>
+              <w:spacing w:after="20" w:line="288" w:lineRule="auto"/>
             </w:pPr>
             <w:r>
               <w:t xml:space="preserve">① 노인 위탁 재원</w:t>
@@ -2658,7 +2690,7 @@
           </w:tcPr>
           <w:p>
             <w:pPr>
-              <w:spacing w:after="20" w:line="252"/>
+              <w:spacing w:after="20" w:line="288" w:lineRule="auto"/>
             </w:pPr>
             <w:r>
               <w:t xml:space="preserve">건보공단 장기요양 시설급여(노인요양공동생활가정)·상급침실료 + 재가급여·맞춤돌봄</w:t>
@@ -2684,7 +2716,7 @@
           </w:tcPr>
           <w:p>
             <w:pPr>
-              <w:spacing w:after="20" w:line="252"/>
+              <w:spacing w:after="20" w:line="288" w:lineRule="auto"/>
             </w:pPr>
             <w:r>
               <w:t xml:space="preserve">노인장기요양보험법</w:t>
@@ -2713,7 +2745,7 @@
           </w:tcPr>
           <w:p>
             <w:pPr>
-              <w:spacing w:after="20" w:line="252"/>
+              <w:spacing w:after="20" w:line="288" w:lineRule="auto"/>
             </w:pPr>
             <w:r>
               <w:t xml:space="preserve">② 아동 위탁 예산</w:t>
@@ -2740,7 +2772,7 @@
           </w:tcPr>
           <w:p>
             <w:pPr>
-              <w:spacing w:after="20" w:line="252"/>
+              <w:spacing w:after="20" w:line="288" w:lineRule="auto"/>
             </w:pPr>
             <w:r>
               <w:t xml:space="preserve">국비·지자체 매칭 아동 양육보조금·운영비·인건비</w:t>
@@ -2767,7 +2799,7 @@
           </w:tcPr>
           <w:p>
             <w:pPr>
-              <w:spacing w:after="20" w:line="252"/>
+              <w:spacing w:after="20" w:line="288" w:lineRule="auto"/>
             </w:pPr>
             <w:r>
               <w:t xml:space="preserve">아동복지법 공동생활가정</w:t>
@@ -2795,7 +2827,7 @@
           </w:tcPr>
           <w:p>
             <w:pPr>
-              <w:spacing w:after="20" w:line="252"/>
+              <w:spacing w:after="20" w:line="288" w:lineRule="auto"/>
             </w:pPr>
             <w:r>
               <w:t xml:space="preserve">③ 조합 자치 회비</w:t>
@@ -2821,7 +2853,7 @@
           </w:tcPr>
           <w:p>
             <w:pPr>
-              <w:spacing w:after="20" w:line="252"/>
+              <w:spacing w:after="20" w:line="288" w:lineRule="auto"/>
             </w:pPr>
             <w:r>
               <w:t xml:space="preserve">입주 조합원 생활비 분담금 및 배후 조합원 정기 회비</w:t>
@@ -2847,7 +2879,7 @@
           </w:tcPr>
           <w:p>
             <w:pPr>
-              <w:spacing w:after="20" w:line="252"/>
+              <w:spacing w:after="20" w:line="288" w:lineRule="auto"/>
             </w:pPr>
             <w:r>
               <w:t xml:space="preserve">조합 내부 자치 규약</w:t>
@@ -2876,7 +2908,7 @@
           </w:tcPr>
           <w:p>
             <w:pPr>
-              <w:spacing w:after="20" w:line="252"/>
+              <w:spacing w:after="20" w:line="288" w:lineRule="auto"/>
             </w:pPr>
             <w:r>
               <w:t xml:space="preserve">④ 스마트팜 매출</w:t>
@@ -2903,7 +2935,7 @@
           </w:tcPr>
           <w:p>
             <w:pPr>
-              <w:spacing w:after="20" w:line="252"/>
+              <w:spacing w:after="20" w:line="288" w:lineRule="auto"/>
             </w:pPr>
             <w:r>
               <w:t xml:space="preserve">ICT 유기농 농산물·허브 기업·소비자 직거래 온·오프라인 유통</w:t>
@@ -2930,7 +2962,7 @@
           </w:tcPr>
           <w:p>
             <w:pPr>
-              <w:spacing w:after="20" w:line="252"/>
+              <w:spacing w:after="20" w:line="288" w:lineRule="auto"/>
             </w:pPr>
             <w:r>
               <w:t xml:space="preserve">농진청 귀농 정책자금</w:t>
@@ -2958,7 +2990,7 @@
           </w:tcPr>
           <w:p>
             <w:pPr>
-              <w:spacing w:after="20" w:line="252"/>
+              <w:spacing w:after="20" w:line="288" w:lineRule="auto"/>
             </w:pPr>
             <w:r>
               <w:t xml:space="preserve">⑤ 산림·치유농업·반려 비즈니스</w:t>
@@ -2984,7 +3016,7 @@
           </w:tcPr>
           <w:p>
             <w:pPr>
-              <w:spacing w:after="20" w:line="252"/>
+              <w:spacing w:after="20" w:line="288" w:lineRule="auto"/>
             </w:pPr>
             <w:r>
               <w:t xml:space="preserve">도시민 산림치유·치유농업(6차산업) 체험, 유기견 입양·전문 훈련 수입</w:t>
@@ -3010,7 +3042,7 @@
           </w:tcPr>
           <w:p>
             <w:pPr>
-              <w:spacing w:after="20" w:line="252"/>
+              <w:spacing w:after="20" w:line="288" w:lineRule="auto"/>
             </w:pPr>
             <w:r>
               <w:t xml:space="preserve">고용노동부 일자리 지원 / 농진청 치유농업</w:t>
@@ -3039,7 +3071,7 @@
           </w:tcPr>
           <w:p>
             <w:pPr>
-              <w:spacing w:after="20" w:line="252"/>
+              <w:spacing w:after="20" w:line="288" w:lineRule="auto"/>
             </w:pPr>
             <w:r>
               <w:t xml:space="preserve">⑥ 신재생에너지</w:t>
@@ -3066,7 +3098,7 @@
           </w:tcPr>
           <w:p>
             <w:pPr>
-              <w:spacing w:after="20" w:line="252"/>
+              <w:spacing w:after="20" w:line="288" w:lineRule="auto"/>
             </w:pPr>
             <w:r>
               <w:t xml:space="preserve">주민참여형 태양광 전력 판매(신재생에너지 공급인증서, REC) + 자체 에너지 제로화</w:t>
@@ -3093,7 +3125,7 @@
           </w:tcPr>
           <w:p>
             <w:pPr>
-              <w:spacing w:after="20" w:line="252"/>
+              <w:spacing w:after="20" w:line="288" w:lineRule="auto"/>
             </w:pPr>
             <w:r>
               <w:t xml:space="preserve">에너지공단 금융 지원</w:t>
@@ -3121,7 +3153,7 @@
           </w:tcPr>
           <w:p>
             <w:pPr>
-              <w:spacing w:after="20" w:line="252"/>
+              <w:spacing w:after="20" w:line="288" w:lineRule="auto"/>
             </w:pPr>
             <w:r>
               <w:t xml:space="preserve">⑦ 민간 ESG 후원</w:t>
@@ -3147,7 +3179,7 @@
           </w:tcPr>
           <w:p>
             <w:pPr>
-              <w:spacing w:after="20" w:line="252"/>
+              <w:spacing w:after="20" w:line="288" w:lineRule="auto"/>
             </w:pPr>
             <w:r>
               <w:t xml:space="preserve">대기업 ESG 상생기금·사회공헌 후원금</w:t>
@@ -3173,7 +3205,7 @@
           </w:tcPr>
           <w:p>
             <w:pPr>
-              <w:spacing w:after="20" w:line="252"/>
+              <w:spacing w:after="20" w:line="288" w:lineRule="auto"/>
             </w:pPr>
             <w:r>
               <w:t xml:space="preserve">기업 CSR 연계재원</w:t>
@@ -3230,7 +3262,7 @@
           </w:tcPr>
           <w:p>
             <w:pPr>
-              <w:spacing w:after="20" w:line="252"/>
+              <w:spacing w:after="20" w:line="288" w:lineRule="auto"/>
               <w:jc w:val="center"/>
             </w:pPr>
             <w:r>
@@ -3263,7 +3295,7 @@
           </w:tcPr>
           <w:p>
             <w:pPr>
-              <w:spacing w:after="20" w:line="252"/>
+              <w:spacing w:after="20" w:line="288" w:lineRule="auto"/>
               <w:jc w:val="center"/>
             </w:pPr>
             <w:r>
@@ -3297,7 +3329,7 @@
           </w:tcPr>
           <w:p>
             <w:pPr>
-              <w:spacing w:after="20" w:line="252"/>
+              <w:spacing w:after="20" w:line="288" w:lineRule="auto"/>
             </w:pPr>
             <w:r>
               <w:t xml:space="preserve">입주 보증금 / 월 분담금</w:t>
@@ -3323,7 +3355,7 @@
           </w:tcPr>
           <w:p>
             <w:pPr>
-              <w:spacing w:after="20" w:line="252"/>
+              <w:spacing w:after="20" w:line="288" w:lineRule="auto"/>
             </w:pPr>
             <w:r>
               <w:rPr>
@@ -3355,7 +3387,7 @@
           </w:tcPr>
           <w:p>
             <w:pPr>
-              <w:spacing w:after="20" w:line="252"/>
+              <w:spacing w:after="20" w:line="288" w:lineRule="auto"/>
             </w:pPr>
             <w:r>
               <w:t xml:space="preserve">초기 시설 투자비</w:t>
@@ -3382,7 +3414,7 @@
           </w:tcPr>
           <w:p>
             <w:pPr>
-              <w:spacing w:after="20" w:line="252"/>
+              <w:spacing w:after="20" w:line="288" w:lineRule="auto"/>
             </w:pPr>
             <w:r>
               <w:t xml:space="preserve">총 10.5억원 — 정부 공모 보조 + 정책자금 융자 + ESG 출자 + 자부담 결합</w:t>
@@ -3410,7 +3442,7 @@
           </w:tcPr>
           <w:p>
             <w:pPr>
-              <w:spacing w:after="20" w:line="252"/>
+              <w:spacing w:after="20" w:line="288" w:lineRule="auto"/>
             </w:pPr>
             <w:r>
               <w:t xml:space="preserve">수익 4축</w:t>
@@ -3436,7 +3468,7 @@
           </w:tcPr>
           <w:p>
             <w:pPr>
-              <w:spacing w:after="20" w:line="252"/>
+              <w:spacing w:after="20" w:line="288" w:lineRule="auto"/>
             </w:pPr>
             <w:r>
               <w:t xml:space="preserve">복지위탁(시설급여·그룹홈) + 사업수익(5대 사회적기업) + 후원(ESG) + 돌봄코인 내부순환</w:t>
@@ -3465,7 +3497,7 @@
           </w:tcPr>
           <w:p>
             <w:pPr>
-              <w:spacing w:after="20" w:line="252"/>
+              <w:spacing w:after="20" w:line="288" w:lineRule="auto"/>
             </w:pPr>
             <w:r>
               <w:t xml:space="preserve">단계별 손익</w:t>
@@ -3492,7 +3524,7 @@
           </w:tcPr>
           <w:p>
             <w:pPr>
-              <w:spacing w:after="20" w:line="252"/>
+              <w:spacing w:after="20" w:line="288" w:lineRule="auto"/>
             </w:pPr>
             <w:r>
               <w:t xml:space="preserve">씨앗기 운영손익 BEP 목표 2029년(정상가동 후 약 24~30개월, 보증금 제외 운영손익 기준) → 성장기 흑자 전환 → 완성기 공동체 환원·재단 유보</w:t>
@@ -3516,7 +3548,7 @@
           <w:ilvl w:val="0"/>
           <w:numId w:val="2"/>
         </w:numPr>
-        <w:spacing w:after="60" w:line="270"/>
+        <w:spacing w:after="160" w:line="312" w:lineRule="auto"/>
       </w:pPr>
       <w:r>
         <w:rPr>
@@ -3533,7 +3565,7 @@
           <w:ilvl w:val="0"/>
           <w:numId w:val="2"/>
         </w:numPr>
-        <w:spacing w:after="60" w:line="270"/>
+        <w:spacing w:after="160" w:line="312" w:lineRule="auto"/>
       </w:pPr>
       <w:r>
         <w:rPr>
@@ -3550,7 +3582,7 @@
           <w:ilvl w:val="0"/>
           <w:numId w:val="2"/>
         </w:numPr>
-        <w:spacing w:after="60" w:line="270"/>
+        <w:spacing w:after="160" w:line="312" w:lineRule="auto"/>
       </w:pPr>
       <w:r>
         <w:rPr>
@@ -3616,7 +3648,7 @@
           </w:tcPr>
           <w:p>
             <w:pPr>
-              <w:spacing w:after="20" w:line="252"/>
+              <w:spacing w:after="20" w:line="288" w:lineRule="auto"/>
               <w:jc w:val="center"/>
             </w:pPr>
             <w:r>
@@ -3649,7 +3681,7 @@
           </w:tcPr>
           <w:p>
             <w:pPr>
-              <w:spacing w:after="20" w:line="252"/>
+              <w:spacing w:after="20" w:line="288" w:lineRule="auto"/>
               <w:jc w:val="center"/>
             </w:pPr>
             <w:r>
@@ -3683,7 +3715,7 @@
           </w:tcPr>
           <w:p>
             <w:pPr>
-              <w:spacing w:after="20" w:line="252"/>
+              <w:spacing w:after="20" w:line="288" w:lineRule="auto"/>
             </w:pPr>
             <w:r>
               <w:t xml:space="preserve">즉각적 현장 가시화</w:t>
@@ -3709,7 +3741,7 @@
           </w:tcPr>
           <w:p>
             <w:pPr>
-              <w:spacing w:after="20" w:line="252"/>
+              <w:spacing w:after="20" w:line="288" w:lineRule="auto"/>
             </w:pPr>
             <w:r>
               <w:t xml:space="preserve">허가 즉시 2~5명 핵심 인력 현장 상주를 통한 신속한 사업 착수</w:t>
@@ -3738,7 +3770,7 @@
           </w:tcPr>
           <w:p>
             <w:pPr>
-              <w:spacing w:after="20" w:line="252"/>
+              <w:spacing w:after="20" w:line="288" w:lineRule="auto"/>
             </w:pPr>
             <w:r>
               <w:t xml:space="preserve">확실한 인구 유입·정주</w:t>
@@ -3765,7 +3797,7 @@
           </w:tcPr>
           <w:p>
             <w:pPr>
-              <w:spacing w:after="20" w:line="252"/>
+              <w:spacing w:after="20" w:line="288" w:lineRule="auto"/>
             </w:pPr>
             <w:r>
               <w:t xml:space="preserve">도시 유능 장년·청년·시니어 초기 20여 명 즉각 유입 및 주민등록 이전 → 인구감소지역 핵심 과제인 정주·체류인구 확대에 직접 기여</w:t>
@@ -3793,10 +3825,10 @@
           </w:tcPr>
           <w:p>
             <w:pPr>
-              <w:spacing w:after="20" w:line="252"/>
-            </w:pPr>
-            <w:r>
-              <w:t xml:space="preserve">생활인구·귀농귀촌 시너지</w:t>
+              <w:spacing w:after="20" w:line="288" w:lineRule="auto"/>
+            </w:pPr>
+            <w:r>
+              <w:t>생활인구(체류인구)·귀농귀촌 시너지</w:t>
             </w:r>
           </w:p>
         </w:tc>
@@ -3819,10 +3851,10 @@
           </w:tcPr>
           <w:p>
             <w:pPr>
-              <w:spacing w:after="20" w:line="252"/>
-            </w:pPr>
-            <w:r>
-              <w:t xml:space="preserve">군의 ‘생활인구 1000만’·농어촌 기본소득·귀농귀촌 인프라와 결합해 핵심세대 정착과 관계인구를 확대</w:t>
+              <w:spacing w:after="20" w:line="288" w:lineRule="auto"/>
+            </w:pPr>
+            <w:r>
+              <w:t>군의 ‘생활인구(체류인구) 1000만(2030 목표)’·농어촌 기본소득·귀농귀촌 인프라와 결합해 핵심세대 정착과 관계인구를 확대</w:t>
             </w:r>
           </w:p>
         </w:tc>
@@ -3848,7 +3880,7 @@
           </w:tcPr>
           <w:p>
             <w:pPr>
-              <w:spacing w:after="20" w:line="252"/>
+              <w:spacing w:after="20" w:line="288" w:lineRule="auto"/>
             </w:pPr>
             <w:r>
               <w:t xml:space="preserve">산림치유·생태관광 결합</w:t>
@@ -3875,7 +3907,7 @@
           </w:tcPr>
           <w:p>
             <w:pPr>
-              <w:spacing w:after="20" w:line="252"/>
+              <w:spacing w:after="20" w:line="288" w:lineRule="auto"/>
             </w:pPr>
             <w:r>
               <w:t xml:space="preserve">한탄강 지질공원·고대산·차박·임산물 체험이 연천 생태관광 자원과 결합해 연간 관계인구 유치</w:t>
@@ -3903,7 +3935,7 @@
           </w:tcPr>
           <w:p>
             <w:pPr>
-              <w:spacing w:after="20" w:line="252"/>
+              <w:spacing w:after="20" w:line="288" w:lineRule="auto"/>
             </w:pPr>
             <w:r>
               <w:t xml:space="preserve">지역 세원·경제</w:t>
@@ -3929,7 +3961,7 @@
           </w:tcPr>
           <w:p>
             <w:pPr>
-              <w:spacing w:after="20" w:line="252"/>
+              <w:spacing w:after="20" w:line="288" w:lineRule="auto"/>
             </w:pPr>
             <w:r>
               <w:t xml:space="preserve">사협과 5개 사회적기업 본거지 관내 등록 / 연간 2,000명 이상 도시민 관계인구 유치로 지역 상권 활성화</w:t>
@@ -3958,7 +3990,7 @@
           </w:tcPr>
           <w:p>
             <w:pPr>
-              <w:spacing w:after="20" w:line="252"/>
+              <w:spacing w:after="20" w:line="288" w:lineRule="auto"/>
             </w:pPr>
             <w:r>
               <w:t xml:space="preserve">기금 평가 기여</w:t>
@@ -3985,7 +4017,7 @@
           </w:tcPr>
           <w:p>
             <w:pPr>
-              <w:spacing w:after="20" w:line="252"/>
+              <w:spacing w:after="20" w:line="288" w:lineRule="auto"/>
             </w:pPr>
             <w:r>
               <w:t xml:space="preserve">인구감소지역으로서 정주·일자리·마을공동체 성과가 높은 지방소멸대응기금 우수 실증 모델 제공</w:t>
@@ -4042,7 +4074,7 @@
           </w:tcPr>
           <w:p>
             <w:pPr>
-              <w:spacing w:after="20" w:line="252"/>
+              <w:spacing w:after="20" w:line="288" w:lineRule="auto"/>
               <w:jc w:val="center"/>
             </w:pPr>
             <w:r>
@@ -4075,7 +4107,7 @@
           </w:tcPr>
           <w:p>
             <w:pPr>
-              <w:spacing w:after="20" w:line="252"/>
+              <w:spacing w:after="20" w:line="288" w:lineRule="auto"/>
               <w:jc w:val="center"/>
             </w:pPr>
             <w:r>
@@ -4109,7 +4141,7 @@
           </w:tcPr>
           <w:p>
             <w:pPr>
-              <w:spacing w:after="20" w:line="252"/>
+              <w:spacing w:after="20" w:line="288" w:lineRule="auto"/>
             </w:pPr>
             <w:r>
               <w:t xml:space="preserve">연천교육지원청</w:t>
@@ -4135,7 +4167,7 @@
           </w:tcPr>
           <w:p>
             <w:pPr>
-              <w:spacing w:after="20" w:line="252"/>
+              <w:spacing w:after="20" w:line="288" w:lineRule="auto"/>
             </w:pPr>
             <w:r>
               <w:t xml:space="preserve">고문분교장(연천읍) 등 미활용 폐교 자산의 20년 이상 장기 임대(대부) 협조 — 교육·돌봄 활용 협의</w:t>
@@ -4164,7 +4196,7 @@
           </w:tcPr>
           <w:p>
             <w:pPr>
-              <w:spacing w:after="20" w:line="252"/>
+              <w:spacing w:after="20" w:line="288" w:lineRule="auto"/>
             </w:pPr>
             <w:r>
               <w:t xml:space="preserve">연천군청 인구정책 부서</w:t>
@@ -4191,7 +4223,7 @@
           </w:tcPr>
           <w:p>
             <w:pPr>
-              <w:spacing w:after="20" w:line="252"/>
+              <w:spacing w:after="20" w:line="288" w:lineRule="auto"/>
             </w:pPr>
             <w:r>
               <w:t xml:space="preserve">지방소멸대응기금 연계 및 부서 간 행정 원스톱 조율</w:t>
@@ -4219,7 +4251,7 @@
           </w:tcPr>
           <w:p>
             <w:pPr>
-              <w:spacing w:after="20" w:line="252"/>
+              <w:spacing w:after="20" w:line="288" w:lineRule="auto"/>
             </w:pPr>
             <w:r>
               <w:t xml:space="preserve">지역개발·복지 부서</w:t>
@@ -4245,7 +4277,7 @@
           </w:tcPr>
           <w:p>
             <w:pPr>
-              <w:spacing w:after="20" w:line="252"/>
+              <w:spacing w:after="20" w:line="288" w:lineRule="auto"/>
             </w:pPr>
             <w:r>
               <w:t xml:space="preserve">초기 조립주택 건축 허가, 폐교 리모델링 인허가, 아동 그룹홈 설치 인가</w:t>
@@ -4274,7 +4306,7 @@
           </w:tcPr>
           <w:p>
             <w:pPr>
-              <w:spacing w:after="20" w:line="252"/>
+              <w:spacing w:after="20" w:line="288" w:lineRule="auto"/>
             </w:pPr>
             <w:r>
               <w:t xml:space="preserve">산림청 / 접경·지질공원 관리</w:t>
@@ -4301,7 +4333,7 @@
           </w:tcPr>
           <w:p>
             <w:pPr>
-              <w:spacing w:after="20" w:line="252"/>
+              <w:spacing w:after="20" w:line="288" w:lineRule="auto"/>
             </w:pPr>
             <w:r>
               <w:t xml:space="preserve">국·공유림·생태권역의 ‘치유의 숲’·생산기지 활용 허가 및 협조</w:t>
@@ -4358,7 +4390,7 @@
           </w:tcPr>
           <w:p>
             <w:pPr>
-              <w:spacing w:after="20" w:line="252"/>
+              <w:spacing w:after="20" w:line="288" w:lineRule="auto"/>
               <w:jc w:val="center"/>
             </w:pPr>
             <w:r>
@@ -4391,7 +4423,7 @@
           </w:tcPr>
           <w:p>
             <w:pPr>
-              <w:spacing w:after="20" w:line="252"/>
+              <w:spacing w:after="20" w:line="288" w:lineRule="auto"/>
               <w:jc w:val="center"/>
             </w:pPr>
             <w:r>
@@ -4425,7 +4457,7 @@
           </w:tcPr>
           <w:p>
             <w:pPr>
-              <w:spacing w:after="20" w:line="252"/>
+              <w:spacing w:after="20" w:line="288" w:lineRule="auto"/>
             </w:pPr>
             <w:r>
               <w:t xml:space="preserve">폐교 수의계약 특례</w:t>
@@ -4451,7 +4483,7 @@
           </w:tcPr>
           <w:p>
             <w:pPr>
-              <w:spacing w:after="20" w:line="252"/>
+              <w:spacing w:after="20" w:line="288" w:lineRule="auto"/>
             </w:pPr>
             <w:r>
               <w:t xml:space="preserve">「폐교재산의 활용촉진에 관한 특별법」 제5조·시행령 제3조 — 지자체장 추천 사회적협동조합은 미활용 폐교를 경쟁입찰 없이 수의계약 대부 가능</w:t>
@@ -4480,7 +4512,7 @@
           </w:tcPr>
           <w:p>
             <w:pPr>
-              <w:spacing w:after="20" w:line="252"/>
+              <w:spacing w:after="20" w:line="288" w:lineRule="auto"/>
             </w:pPr>
             <w:r>
               <w:t xml:space="preserve">대부료 감면</w:t>
@@ -4507,7 +4539,7 @@
           </w:tcPr>
           <w:p>
             <w:pPr>
-              <w:spacing w:after="20" w:line="252"/>
+              <w:spacing w:after="20" w:line="288" w:lineRule="auto"/>
             </w:pPr>
             <w:r>
               <w:t xml:space="preserve">지역소멸 대응·취약계층 돌봄 목적 활용 시 공유재산 관리조례상 대부료 최하 요율(1~2.5%) 감면</w:t>
@@ -4535,7 +4567,7 @@
           </w:tcPr>
           <w:p>
             <w:pPr>
-              <w:spacing w:after="20" w:line="252"/>
+              <w:spacing w:after="20" w:line="288" w:lineRule="auto"/>
             </w:pPr>
             <w:r>
               <w:t xml:space="preserve">폐교법 2026 개정 부합</w:t>
@@ -4561,7 +4593,7 @@
           </w:tcPr>
           <w:p>
             <w:pPr>
-              <w:spacing w:after="20" w:line="252"/>
+              <w:spacing w:after="20" w:line="288" w:lineRule="auto"/>
             </w:pPr>
             <w:r>
               <w:t xml:space="preserve">「폐교재산법」 개정으로 ‘통합돌봄시설’ 용도 신설·인구감소지역 활용 법정절차 간소화(6개월~1년 단축) — 본 통합돌봄 모델·연천(인구감소지역)에 적용</w:t>
@@ -4590,7 +4622,7 @@
           </w:tcPr>
           <w:p>
             <w:pPr>
-              <w:spacing w:after="20" w:line="252"/>
+              <w:spacing w:after="20" w:line="288" w:lineRule="auto"/>
             </w:pPr>
             <w:r>
               <w:t xml:space="preserve">통합돌봄법 부합(2026.3.27 시행)</w:t>
@@ -4617,7 +4649,7 @@
           </w:tcPr>
           <w:p>
             <w:pPr>
-              <w:spacing w:after="20" w:line="252"/>
+              <w:spacing w:after="20" w:line="288" w:lineRule="auto"/>
             </w:pPr>
             <w:r>
               <w:t xml:space="preserve">「의료·요양 등 지역 돌봄의 통합지원에 관한 법률」 전면 시행 — 살던 곳에서 의료·요양·돌봄을 통합 제공. 본 모델은 그 민간 실증 거점. 2026 통합돌봄 예산 914억, 고령·의료취약 지자체에 연 8~10억 지원.</w:t>
@@ -4628,7 +4660,7 @@
     </w:tbl>
     <w:p>
       <w:pPr>
-        <w:spacing w:after="120" w:before="0" w:line="276"/>
+        <w:spacing w:after="160" w:before="0" w:line="312" w:lineRule="auto"/>
       </w:pPr>
       <w:r>
         <w:rPr>
@@ -4652,7 +4684,7 @@
     </w:p>
     <w:p>
       <w:pPr>
-        <w:spacing w:after="120" w:before="0" w:line="276"/>
+        <w:spacing w:after="160" w:before="0" w:line="312" w:lineRule="auto"/>
       </w:pPr>
       <w:r>
         <w:rPr>
@@ -4689,7 +4721,7 @@
           <w:ilvl w:val="0"/>
           <w:numId w:val="2"/>
         </w:numPr>
-        <w:spacing w:after="60" w:line="270"/>
+        <w:spacing w:after="160" w:line="312" w:lineRule="auto"/>
       </w:pPr>
       <w:r>
         <w:rPr>
@@ -4706,7 +4738,7 @@
           <w:ilvl w:val="0"/>
           <w:numId w:val="2"/>
         </w:numPr>
-        <w:spacing w:after="60" w:line="270"/>
+        <w:spacing w:after="160" w:line="312" w:lineRule="auto"/>
       </w:pPr>
       <w:r>
         <w:rPr>
@@ -4744,7 +4776,7 @@
           <w:ilvl w:val="0"/>
           <w:numId w:val="2"/>
         </w:numPr>
-        <w:spacing w:after="60" w:line="270"/>
+        <w:spacing w:after="160" w:line="312" w:lineRule="auto"/>
       </w:pPr>
       <w:r>
         <w:rPr>
@@ -4772,7 +4804,7 @@
           <w:ilvl w:val="0"/>
           <w:numId w:val="2"/>
         </w:numPr>
-        <w:spacing w:after="60" w:line="270"/>
+        <w:spacing w:after="160" w:line="312" w:lineRule="auto"/>
       </w:pPr>
       <w:r>
         <w:rPr>
@@ -4800,7 +4832,7 @@
           <w:ilvl w:val="0"/>
           <w:numId w:val="2"/>
         </w:numPr>
-        <w:spacing w:after="60" w:line="270"/>
+        <w:spacing w:after="160" w:line="312" w:lineRule="auto"/>
       </w:pPr>
       <w:r>
         <w:rPr>
@@ -4818,7 +4850,7 @@
           <w:i w:val="false"/>
           <w:iCs w:val="false"/>
         </w:rPr>
-        <w:t xml:space="preserve">인구감소지역 정주·일자리 과제, 생활인구·농어촌 기본소득·반려동물 테마파크 역점사업에 직접 시너지.</w:t>
+        <w:t>인구감소지역 정주·일자리 과제, 생활인구(체류인구)·농어촌 기본소득·반려동물 테마파크 역점사업에 직접 시너지.</w:t>
       </w:r>
     </w:p>
     <w:p>
@@ -4836,7 +4868,7 @@
           <w:ilvl w:val="0"/>
           <w:numId w:val="2"/>
         </w:numPr>
-        <w:spacing w:after="60" w:line="270"/>
+        <w:spacing w:after="160" w:line="312" w:lineRule="auto"/>
       </w:pPr>
       <w:r>
         <w:rPr>
@@ -4861,7 +4893,7 @@
           <w:ilvl w:val="0"/>
           <w:numId w:val="2"/>
         </w:numPr>
-        <w:spacing w:after="60" w:line="270"/>
+        <w:spacing w:after="160" w:line="312" w:lineRule="auto"/>
       </w:pPr>
       <w:r>
         <w:rPr>
@@ -4873,12 +4905,515 @@
     </w:p>
     <w:p>
       <w:pPr>
+        <w:spacing w:before="200" w:after="80"/>
+      </w:pPr>
+      <w:r>
+        <w:rPr>
+          <w:b/>
+          <w:sz w:val="22"/>
+        </w:rPr>
+        <w:t>정주인구 성장 타임라인 (연천 기준)</w:t>
+      </w:r>
+    </w:p>
+    <w:tbl>
+      <w:tblPr>
+        <w:tblW w:type="auto" w:w="0"/>
+        <w:tblLook w:firstColumn="1" w:firstRow="1" w:lastColumn="0" w:lastRow="0" w:noHBand="0" w:noVBand="1" w:val="04A0"/>
+        <w:tblW w:type="dxa" w:w="9360"/>
+        <w:tblBorders>
+          <w:top w:val="single" w:color="auto" w:sz="4"/>
+          <w:left w:val="single" w:color="auto" w:sz="4"/>
+          <w:bottom w:val="single" w:color="auto" w:sz="4"/>
+          <w:right w:val="single" w:color="auto" w:sz="4"/>
+          <w:insideH w:val="single" w:color="auto" w:sz="4"/>
+          <w:insideV w:val="single" w:color="auto" w:sz="4"/>
+        </w:tblBorders>
+      </w:tblPr>
+      <w:tblGrid>
+        <w:gridCol w:w="3120"/>
+        <w:gridCol w:w="3120"/>
+        <w:gridCol w:w="3120"/>
+      </w:tblGrid>
+      <w:tr>
+        <w:tc>
+          <w:tcPr>
+            <w:tcW w:type="dxa" w:w="3120"/>
+            <w:tcBorders>
+              <w:top w:val="single" w:color="BDBDBD" w:sz="1"/>
+              <w:left w:val="single" w:color="BDBDBD" w:sz="1"/>
+              <w:bottom w:val="single" w:color="BDBDBD" w:sz="1"/>
+              <w:right w:val="single" w:color="BDBDBD" w:sz="1"/>
+            </w:tcBorders>
+            <w:shd w:fill="C8E6C9" w:val="clear"/>
+            <w:tcMar>
+              <w:top w:type="dxa" w:w="60"/>
+              <w:left w:type="dxa" w:w="110"/>
+              <w:bottom w:type="dxa" w:w="60"/>
+              <w:right w:type="dxa" w:w="110"/>
+            </w:tcMar>
+            <w:vAlign w:val="center"/>
+          </w:tcPr>
+          <w:p>
+            <w:pPr>
+              <w:jc w:val="center"/>
+            </w:pPr>
+            <w:r/>
+            <w:r>
+              <w:rPr>
+                <w:b/>
+                <w:sz w:val="21"/>
+              </w:rPr>
+              <w:t>시점</w:t>
+            </w:r>
+          </w:p>
+        </w:tc>
+        <w:tc>
+          <w:tcPr>
+            <w:tcW w:type="dxa" w:w="3120"/>
+            <w:tcBorders>
+              <w:top w:val="single" w:color="BDBDBD" w:sz="1"/>
+              <w:left w:val="single" w:color="BDBDBD" w:sz="1"/>
+              <w:bottom w:val="single" w:color="BDBDBD" w:sz="1"/>
+              <w:right w:val="single" w:color="BDBDBD" w:sz="1"/>
+            </w:tcBorders>
+            <w:shd w:fill="C8E6C9" w:val="clear"/>
+            <w:tcMar>
+              <w:top w:type="dxa" w:w="60"/>
+              <w:left w:type="dxa" w:w="110"/>
+              <w:bottom w:type="dxa" w:w="60"/>
+              <w:right w:type="dxa" w:w="110"/>
+            </w:tcMar>
+            <w:vAlign w:val="center"/>
+          </w:tcPr>
+          <w:p>
+            <w:pPr>
+              <w:jc w:val="center"/>
+            </w:pPr>
+            <w:r/>
+            <w:r>
+              <w:rPr>
+                <w:b/>
+                <w:sz w:val="21"/>
+              </w:rPr>
+              <w:t>누적 정주인구</w:t>
+            </w:r>
+          </w:p>
+        </w:tc>
+        <w:tc>
+          <w:tcPr>
+            <w:tcW w:type="dxa" w:w="3120"/>
+            <w:tcBorders>
+              <w:top w:val="single" w:color="BDBDBD" w:sz="1"/>
+              <w:left w:val="single" w:color="BDBDBD" w:sz="1"/>
+              <w:bottom w:val="single" w:color="BDBDBD" w:sz="1"/>
+              <w:right w:val="single" w:color="BDBDBD" w:sz="1"/>
+            </w:tcBorders>
+            <w:shd w:fill="C8E6C9" w:val="clear"/>
+            <w:tcMar>
+              <w:top w:type="dxa" w:w="60"/>
+              <w:left w:type="dxa" w:w="110"/>
+              <w:bottom w:type="dxa" w:w="60"/>
+              <w:right w:type="dxa" w:w="110"/>
+            </w:tcMar>
+            <w:vAlign w:val="center"/>
+          </w:tcPr>
+          <w:p>
+            <w:pPr>
+              <w:jc w:val="center"/>
+            </w:pPr>
+            <w:r/>
+            <w:r>
+              <w:rPr>
+                <w:b/>
+                <w:sz w:val="21"/>
+              </w:rPr>
+              <w:t>비고</w:t>
+            </w:r>
+          </w:p>
+        </w:tc>
+      </w:tr>
+      <w:tr>
+        <w:tc>
+          <w:tcPr>
+            <w:tcW w:type="dxa" w:w="3120"/>
+            <w:tcBorders>
+              <w:top w:val="single" w:color="BDBDBD" w:sz="1"/>
+              <w:left w:val="single" w:color="BDBDBD" w:sz="1"/>
+              <w:bottom w:val="single" w:color="BDBDBD" w:sz="1"/>
+              <w:right w:val="single" w:color="BDBDBD" w:sz="1"/>
+            </w:tcBorders>
+            <w:tcMar>
+              <w:top w:type="dxa" w:w="60"/>
+              <w:left w:type="dxa" w:w="110"/>
+              <w:bottom w:type="dxa" w:w="60"/>
+              <w:right w:type="dxa" w:w="110"/>
+            </w:tcMar>
+            <w:vAlign w:val="center"/>
+          </w:tcPr>
+          <w:p>
+            <w:pPr>
+              <w:jc w:val="center"/>
+            </w:pPr>
+            <w:r/>
+            <w:r>
+              <w:rPr>
+                <w:sz w:val="21"/>
+              </w:rPr>
+              <w:t>2026.06</w:t>
+            </w:r>
+          </w:p>
+        </w:tc>
+        <w:tc>
+          <w:tcPr>
+            <w:tcW w:type="dxa" w:w="3120"/>
+            <w:tcBorders>
+              <w:top w:val="single" w:color="BDBDBD" w:sz="1"/>
+              <w:left w:val="single" w:color="BDBDBD" w:sz="1"/>
+              <w:bottom w:val="single" w:color="BDBDBD" w:sz="1"/>
+              <w:right w:val="single" w:color="BDBDBD" w:sz="1"/>
+            </w:tcBorders>
+            <w:tcMar>
+              <w:top w:type="dxa" w:w="60"/>
+              <w:left w:type="dxa" w:w="110"/>
+              <w:bottom w:type="dxa" w:w="60"/>
+              <w:right w:type="dxa" w:w="110"/>
+            </w:tcMar>
+            <w:vAlign w:val="center"/>
+          </w:tcPr>
+          <w:p>
+            <w:pPr>
+              <w:jc w:val="center"/>
+            </w:pPr>
+            <w:r/>
+            <w:r>
+              <w:rPr>
+                <w:sz w:val="21"/>
+              </w:rPr>
+              <w:t>2명</w:t>
+            </w:r>
+          </w:p>
+        </w:tc>
+        <w:tc>
+          <w:tcPr>
+            <w:tcW w:type="dxa" w:w="3120"/>
+            <w:tcBorders>
+              <w:top w:val="single" w:color="BDBDBD" w:sz="1"/>
+              <w:left w:val="single" w:color="BDBDBD" w:sz="1"/>
+              <w:bottom w:val="single" w:color="BDBDBD" w:sz="1"/>
+              <w:right w:val="single" w:color="BDBDBD" w:sz="1"/>
+            </w:tcBorders>
+            <w:tcMar>
+              <w:top w:type="dxa" w:w="60"/>
+              <w:left w:type="dxa" w:w="110"/>
+              <w:bottom w:type="dxa" w:w="60"/>
+              <w:right w:type="dxa" w:w="110"/>
+            </w:tcMar>
+            <w:vAlign w:val="center"/>
+          </w:tcPr>
+          <w:p>
+            <w:pPr>
+              <w:jc w:val="center"/>
+            </w:pPr>
+            <w:r/>
+            <w:r>
+              <w:rPr>
+                <w:sz w:val="21"/>
+              </w:rPr>
+              <w:t>선행 정착단 전입 (핵심 인력 상주 개시)</w:t>
+            </w:r>
+          </w:p>
+        </w:tc>
+      </w:tr>
+      <w:tr>
+        <w:tc>
+          <w:tcPr>
+            <w:tcW w:type="dxa" w:w="3120"/>
+            <w:tcBorders>
+              <w:top w:val="single" w:color="BDBDBD" w:sz="1"/>
+              <w:left w:val="single" w:color="BDBDBD" w:sz="1"/>
+              <w:bottom w:val="single" w:color="BDBDBD" w:sz="1"/>
+              <w:right w:val="single" w:color="BDBDBD" w:sz="1"/>
+            </w:tcBorders>
+            <w:tcMar>
+              <w:top w:type="dxa" w:w="60"/>
+              <w:left w:type="dxa" w:w="110"/>
+              <w:bottom w:type="dxa" w:w="60"/>
+              <w:right w:type="dxa" w:w="110"/>
+            </w:tcMar>
+            <w:vAlign w:val="center"/>
+          </w:tcPr>
+          <w:p>
+            <w:pPr>
+              <w:jc w:val="center"/>
+            </w:pPr>
+            <w:r/>
+            <w:r>
+              <w:rPr>
+                <w:sz w:val="21"/>
+              </w:rPr>
+              <w:t>2027.06</w:t>
+            </w:r>
+          </w:p>
+        </w:tc>
+        <w:tc>
+          <w:tcPr>
+            <w:tcW w:type="dxa" w:w="3120"/>
+            <w:tcBorders>
+              <w:top w:val="single" w:color="BDBDBD" w:sz="1"/>
+              <w:left w:val="single" w:color="BDBDBD" w:sz="1"/>
+              <w:bottom w:val="single" w:color="BDBDBD" w:sz="1"/>
+              <w:right w:val="single" w:color="BDBDBD" w:sz="1"/>
+            </w:tcBorders>
+            <w:tcMar>
+              <w:top w:type="dxa" w:w="60"/>
+              <w:left w:type="dxa" w:w="110"/>
+              <w:bottom w:type="dxa" w:w="60"/>
+              <w:right w:type="dxa" w:w="110"/>
+            </w:tcMar>
+            <w:vAlign w:val="center"/>
+          </w:tcPr>
+          <w:p>
+            <w:pPr>
+              <w:jc w:val="center"/>
+            </w:pPr>
+            <w:r/>
+            <w:r>
+              <w:rPr>
+                <w:sz w:val="21"/>
+              </w:rPr>
+              <w:t>20명</w:t>
+            </w:r>
+          </w:p>
+        </w:tc>
+        <w:tc>
+          <w:tcPr>
+            <w:tcW w:type="dxa" w:w="3120"/>
+            <w:tcBorders>
+              <w:top w:val="single" w:color="BDBDBD" w:sz="1"/>
+              <w:left w:val="single" w:color="BDBDBD" w:sz="1"/>
+              <w:bottom w:val="single" w:color="BDBDBD" w:sz="1"/>
+              <w:right w:val="single" w:color="BDBDBD" w:sz="1"/>
+            </w:tcBorders>
+            <w:tcMar>
+              <w:top w:type="dxa" w:w="60"/>
+              <w:left w:type="dxa" w:w="110"/>
+              <w:bottom w:type="dxa" w:w="60"/>
+              <w:right w:type="dxa" w:w="110"/>
+            </w:tcMar>
+            <w:vAlign w:val="center"/>
+          </w:tcPr>
+          <w:p>
+            <w:pPr>
+              <w:jc w:val="center"/>
+            </w:pPr>
+            <w:r/>
+            <w:r>
+              <w:rPr>
+                <w:sz w:val="21"/>
+              </w:rPr>
+              <w:t>1단계(씨앗기) 완료 - 본진 공식 입주</w:t>
+            </w:r>
+          </w:p>
+        </w:tc>
+      </w:tr>
+      <w:tr>
+        <w:tc>
+          <w:tcPr>
+            <w:tcW w:type="dxa" w:w="3120"/>
+            <w:tcBorders>
+              <w:top w:val="single" w:color="BDBDBD" w:sz="1"/>
+              <w:left w:val="single" w:color="BDBDBD" w:sz="1"/>
+              <w:bottom w:val="single" w:color="BDBDBD" w:sz="1"/>
+              <w:right w:val="single" w:color="BDBDBD" w:sz="1"/>
+            </w:tcBorders>
+            <w:tcMar>
+              <w:top w:type="dxa" w:w="60"/>
+              <w:left w:type="dxa" w:w="110"/>
+              <w:bottom w:type="dxa" w:w="60"/>
+              <w:right w:type="dxa" w:w="110"/>
+            </w:tcMar>
+            <w:vAlign w:val="center"/>
+          </w:tcPr>
+          <w:p>
+            <w:pPr>
+              <w:jc w:val="center"/>
+            </w:pPr>
+            <w:r/>
+            <w:r>
+              <w:rPr>
+                <w:sz w:val="21"/>
+              </w:rPr>
+              <w:t>2029</w:t>
+            </w:r>
+          </w:p>
+        </w:tc>
+        <w:tc>
+          <w:tcPr>
+            <w:tcW w:type="dxa" w:w="3120"/>
+            <w:tcBorders>
+              <w:top w:val="single" w:color="BDBDBD" w:sz="1"/>
+              <w:left w:val="single" w:color="BDBDBD" w:sz="1"/>
+              <w:bottom w:val="single" w:color="BDBDBD" w:sz="1"/>
+              <w:right w:val="single" w:color="BDBDBD" w:sz="1"/>
+            </w:tcBorders>
+            <w:tcMar>
+              <w:top w:type="dxa" w:w="60"/>
+              <w:left w:type="dxa" w:w="110"/>
+              <w:bottom w:type="dxa" w:w="60"/>
+              <w:right w:type="dxa" w:w="110"/>
+            </w:tcMar>
+            <w:vAlign w:val="center"/>
+          </w:tcPr>
+          <w:p>
+            <w:pPr>
+              <w:jc w:val="center"/>
+            </w:pPr>
+            <w:r/>
+            <w:r>
+              <w:rPr>
+                <w:sz w:val="21"/>
+              </w:rPr>
+              <w:t>80명</w:t>
+            </w:r>
+          </w:p>
+        </w:tc>
+        <w:tc>
+          <w:tcPr>
+            <w:tcW w:type="dxa" w:w="3120"/>
+            <w:tcBorders>
+              <w:top w:val="single" w:color="BDBDBD" w:sz="1"/>
+              <w:left w:val="single" w:color="BDBDBD" w:sz="1"/>
+              <w:bottom w:val="single" w:color="BDBDBD" w:sz="1"/>
+              <w:right w:val="single" w:color="BDBDBD" w:sz="1"/>
+            </w:tcBorders>
+            <w:tcMar>
+              <w:top w:type="dxa" w:w="60"/>
+              <w:left w:type="dxa" w:w="110"/>
+              <w:bottom w:type="dxa" w:w="60"/>
+              <w:right w:type="dxa" w:w="110"/>
+            </w:tcMar>
+            <w:vAlign w:val="center"/>
+          </w:tcPr>
+          <w:p>
+            <w:pPr>
+              <w:jc w:val="center"/>
+            </w:pPr>
+            <w:r/>
+            <w:r>
+              <w:rPr>
+                <w:sz w:val="21"/>
+              </w:rPr>
+              <w:t>2단계(성장기) 완료 - 운영손익 BEP 달성</w:t>
+            </w:r>
+          </w:p>
+        </w:tc>
+      </w:tr>
+      <w:tr>
+        <w:tc>
+          <w:tcPr>
+            <w:tcW w:type="dxa" w:w="3120"/>
+            <w:tcBorders>
+              <w:top w:val="single" w:color="BDBDBD" w:sz="1"/>
+              <w:left w:val="single" w:color="BDBDBD" w:sz="1"/>
+              <w:bottom w:val="single" w:color="BDBDBD" w:sz="1"/>
+              <w:right w:val="single" w:color="BDBDBD" w:sz="1"/>
+            </w:tcBorders>
+            <w:tcMar>
+              <w:top w:type="dxa" w:w="60"/>
+              <w:left w:type="dxa" w:w="110"/>
+              <w:bottom w:type="dxa" w:w="60"/>
+              <w:right w:type="dxa" w:w="110"/>
+            </w:tcMar>
+            <w:vAlign w:val="center"/>
+          </w:tcPr>
+          <w:p>
+            <w:pPr>
+              <w:jc w:val="center"/>
+            </w:pPr>
+            <w:r/>
+            <w:r>
+              <w:rPr>
+                <w:sz w:val="21"/>
+              </w:rPr>
+              <w:t>2030~</w:t>
+            </w:r>
+          </w:p>
+        </w:tc>
+        <w:tc>
+          <w:tcPr>
+            <w:tcW w:type="dxa" w:w="3120"/>
+            <w:tcBorders>
+              <w:top w:val="single" w:color="BDBDBD" w:sz="1"/>
+              <w:left w:val="single" w:color="BDBDBD" w:sz="1"/>
+              <w:bottom w:val="single" w:color="BDBDBD" w:sz="1"/>
+              <w:right w:val="single" w:color="BDBDBD" w:sz="1"/>
+            </w:tcBorders>
+            <w:tcMar>
+              <w:top w:type="dxa" w:w="60"/>
+              <w:left w:type="dxa" w:w="110"/>
+              <w:bottom w:type="dxa" w:w="60"/>
+              <w:right w:type="dxa" w:w="110"/>
+            </w:tcMar>
+            <w:vAlign w:val="center"/>
+          </w:tcPr>
+          <w:p>
+            <w:pPr>
+              <w:jc w:val="center"/>
+            </w:pPr>
+            <w:r/>
+            <w:r>
+              <w:rPr>
+                <w:sz w:val="21"/>
+              </w:rPr>
+              <w:t>200명</w:t>
+            </w:r>
+          </w:p>
+        </w:tc>
+        <w:tc>
+          <w:tcPr>
+            <w:tcW w:type="dxa" w:w="3120"/>
+            <w:tcBorders>
+              <w:top w:val="single" w:color="BDBDBD" w:sz="1"/>
+              <w:left w:val="single" w:color="BDBDBD" w:sz="1"/>
+              <w:bottom w:val="single" w:color="BDBDBD" w:sz="1"/>
+              <w:right w:val="single" w:color="BDBDBD" w:sz="1"/>
+            </w:tcBorders>
+            <w:tcMar>
+              <w:top w:type="dxa" w:w="60"/>
+              <w:left w:type="dxa" w:w="110"/>
+              <w:bottom w:type="dxa" w:w="60"/>
+              <w:right w:type="dxa" w:w="110"/>
+            </w:tcMar>
+            <w:vAlign w:val="center"/>
+          </w:tcPr>
+          <w:p>
+            <w:pPr>
+              <w:jc w:val="center"/>
+            </w:pPr>
+            <w:r/>
+            <w:r>
+              <w:rPr>
+                <w:sz w:val="21"/>
+              </w:rPr>
+              <w:t>3단계(완성기) 목표 - 전국 확산 모델 실증</w:t>
+            </w:r>
+          </w:p>
+        </w:tc>
+      </w:tr>
+    </w:tbl>
+    <w:p>
+      <w:pPr>
+        <w:spacing w:after="80"/>
+      </w:pPr>
+    </w:p>
+    <w:p>
+      <w:pPr>
         <w:pStyle w:val="ListParagraph"/>
         <w:numPr>
           <w:ilvl w:val="0"/>
           <w:numId w:val="2"/>
         </w:numPr>
-        <w:spacing w:after="60" w:line="270"/>
+        <w:spacing w:after="160" w:line="312" w:lineRule="auto"/>
       </w:pPr>
       <w:r>
         <w:rPr>
@@ -4903,7 +5438,7 @@
           <w:ilvl w:val="0"/>
           <w:numId w:val="2"/>
         </w:numPr>
-        <w:spacing w:after="60" w:line="270"/>
+        <w:spacing w:after="160" w:line="312" w:lineRule="auto"/>
       </w:pPr>
       <w:r>
         <w:rPr>
@@ -4920,7 +5455,7 @@
           <w:ilvl w:val="0"/>
           <w:numId w:val="2"/>
         </w:numPr>
-        <w:spacing w:after="60" w:line="270"/>
+        <w:spacing w:after="160" w:line="312" w:lineRule="auto"/>
       </w:pPr>
       <w:r>
         <w:rPr>
@@ -4937,14 +5472,14 @@
           <w:ilvl w:val="0"/>
           <w:numId w:val="2"/>
         </w:numPr>
-        <w:spacing w:after="60" w:line="270"/>
+        <w:spacing w:after="160" w:line="312" w:lineRule="auto"/>
       </w:pPr>
       <w:r>
         <w:rPr>
           <w:b w:val="false"/>
           <w:bCs w:val="false"/>
         </w:rPr>
-        <w:t xml:space="preserve">재무 신뢰성: 보증금 2,000만/월 170만(모두 포함), 초기 시설 투자비 10.5억, 단계별 흑자 구조(성장기 +1.2억).</w:t>
+        <w:t>재무 신뢰성: 보증금 2,000만/월 150만(모두 포함), 초기 시설 투자비 10.5억, 단계별 흑자 구조(성장기 +1.2억).</w:t>
       </w:r>
     </w:p>
     <w:p>
@@ -4962,14 +5497,14 @@
           <w:ilvl w:val="0"/>
           <w:numId w:val="2"/>
         </w:numPr>
-        <w:spacing w:after="60" w:line="270"/>
+        <w:spacing w:after="160" w:line="312" w:lineRule="auto"/>
       </w:pPr>
       <w:r>
         <w:rPr>
           <w:b w:val="false"/>
           <w:bCs w:val="false"/>
         </w:rPr>
-        <w:t xml:space="preserve">드리는 것 — 20여 명 즉시 전입·정주, 생활인구·귀농귀촌·산림치유 인프라 시너지, 법인 관내 등록 세원, 관계인구 유치, 인구감소지역 기금 우수 실증 명분.</w:t>
+        <w:t>드리는 것 — 20여 명 즉시 전입·정주, 생활인구(체류인구)·귀농귀촌·산림치유 인프라 시너지, 법인 관내 등록 세원, 관계인구 유치, 인구감소지역 기금 우수 실증 명분.</w:t>
       </w:r>
     </w:p>
     <w:p>
@@ -4979,7 +5514,7 @@
           <w:ilvl w:val="0"/>
           <w:numId w:val="2"/>
         </w:numPr>
-        <w:spacing w:after="60" w:line="270"/>
+        <w:spacing w:after="160" w:line="312" w:lineRule="auto"/>
       </w:pPr>
       <w:r>
         <w:rPr>
@@ -4996,7 +5531,7 @@
     </w:p>
     <w:p>
       <w:pPr>
-        <w:spacing w:after="30" w:before="0" w:line="276"/>
+        <w:spacing w:after="160" w:before="0" w:line="312" w:lineRule="auto"/>
         <w:jc w:val="center"/>
       </w:pPr>
       <w:r>
@@ -5012,7 +5547,7 @@
     </w:p>
     <w:p>
       <w:pPr>
-        <w:spacing w:after="120" w:before="0" w:line="276"/>
+        <w:spacing w:after="160" w:before="0" w:line="312" w:lineRule="auto"/>
         <w:jc w:val="center"/>
       </w:pPr>
       <w:r>
@@ -5288,8 +5823,8 @@
       <w:rPr>
         <w:rFonts w:ascii="맑은 고딕" w:cs="맑은 고딕" w:eastAsia="맑은 고딕" w:hAnsi="맑은 고딕"/>
         <w:color w:val="212121"/>
-        <w:sz w:val="21"/>
-        <w:szCs w:val="21"/>
+        <w:sz w:val="22"/>
+        <w:szCs w:val="22"/>
       </w:rPr>
     </w:rPrDefault>
     <w:pPrDefault/>
@@ -5299,6 +5834,9 @@
     <w:basedOn w:val="Normal"/>
     <w:next w:val="Normal"/>
     <w:qFormat/>
+    <w:pPr>
+      <w:spacing w:after="280"/>
+    </w:pPr>
     <w:rPr>
       <w:sz w:val="56"/>
       <w:szCs w:val="56"/>
@@ -5309,6 +5847,9 @@
     <w:basedOn w:val="Normal"/>
     <w:next w:val="Normal"/>
     <w:qFormat/>
+    <w:pPr>
+      <w:spacing w:before="520" w:after="200"/>
+    </w:pPr>
     <w:rPr>
       <w:color w:val="2E74B5"/>
       <w:sz w:val="32"/>
@@ -5320,6 +5861,9 @@
     <w:basedOn w:val="Normal"/>
     <w:next w:val="Normal"/>
     <w:qFormat/>
+    <w:pPr>
+      <w:spacing w:before="360" w:after="160"/>
+    </w:pPr>
     <w:rPr>
       <w:color w:val="2E74B5"/>
       <w:sz w:val="26"/>
@@ -5331,6 +5875,9 @@
     <w:basedOn w:val="Normal"/>
     <w:next w:val="Normal"/>
     <w:qFormat/>
+    <w:pPr>
+      <w:spacing w:before="280" w:after="120"/>
+    </w:pPr>
     <w:rPr>
       <w:color w:val="1F4D78"/>
       <w:sz w:val="24"/>
